--- a/outputs/10_策略调整记录.docx
+++ b/outputs/10_策略调整记录.docx
@@ -631,7 +631,7 @@
           <w:b/>
           <w:sz w:val="24"/>
         </w:rPr>
-        <w:t>二、回测验证（2025-04-21 ~ 2026-09-07，338 个交易日）</w:t>
+        <w:t>二、回测验证（2025-04-09 ~ 2026-09-11，350 个交易日）</w:t>
       </w:r>
     </w:p>
     <w:p>
@@ -646,7 +646,7 @@
           <w:b w:val="0"/>
           <w:sz w:val="24"/>
         </w:rPr>
-        <w:t>回测采用离线行情缓存、决策日收盘生成信号、次日开盘成交，与线上逻辑对齐。重要前提：用“今天的财务数据”去回测过去会产生前视偏差——把基本面分数随机打乱后，策略收益从 +52.8% 掉到 +3.5%，说明大部分“超额”来自事后已知的好公司。因此下表以基本面统一为中性分（60分）的无偏对照为准。</w:t>
+        <w:t>回测采用离线行情缓存、决策日收盘生成信号、次日开盘成交，与线上逻辑对齐。重要前提：用“今天的财务数据”回测过去会产生前视偏差：打乱基本面分数后收益从 51.92% 掉到 8.69%，而基本面统一为中性60分的口径为 9.88%，因此正式结论以中性口径的无偏对照为准。</w:t>
       </w:r>
     </w:p>
     <w:tbl>
@@ -813,7 +813,7 @@
                 <w:rFonts w:ascii="Times New Roman" w:hAnsi="Times New Roman" w:eastAsia="宋体"/>
                 <w:sz w:val="18"/>
               </w:rPr>
-              <w:t>-2.75%</w:t>
+              <w:t>15.45%</w:t>
             </w:r>
           </w:p>
         </w:tc>
@@ -831,7 +831,7 @@
                 <w:rFonts w:ascii="Times New Roman" w:hAnsi="Times New Roman" w:eastAsia="宋体"/>
                 <w:sz w:val="18"/>
               </w:rPr>
-              <w:t>-16.93%</w:t>
+              <w:t>-10.71%</w:t>
             </w:r>
           </w:p>
         </w:tc>
@@ -849,7 +849,7 @@
                 <w:rFonts w:ascii="Times New Roman" w:hAnsi="Times New Roman" w:eastAsia="宋体"/>
                 <w:sz w:val="18"/>
               </w:rPr>
-              <w:t>-0.11</w:t>
+              <w:t>0.85</w:t>
             </w:r>
           </w:p>
         </w:tc>
@@ -867,7 +867,7 @@
                 <w:rFonts w:ascii="Times New Roman" w:hAnsi="Times New Roman" w:eastAsia="宋体"/>
                 <w:sz w:val="18"/>
               </w:rPr>
-              <w:t>110</w:t>
+              <w:t>106</w:t>
             </w:r>
           </w:p>
         </w:tc>
@@ -885,7 +885,7 @@
                 <w:rFonts w:ascii="Times New Roman" w:hAnsi="Times New Roman" w:eastAsia="宋体"/>
                 <w:sz w:val="18"/>
               </w:rPr>
-              <w:t>29%</w:t>
+              <w:t>46%</w:t>
             </w:r>
           </w:p>
         </w:tc>
@@ -923,7 +923,7 @@
                 <w:rFonts w:ascii="Times New Roman" w:hAnsi="Times New Roman" w:eastAsia="宋体"/>
                 <w:sz w:val="18"/>
               </w:rPr>
-              <w:t>7.40%</w:t>
+              <w:t>5.32%</w:t>
             </w:r>
           </w:p>
         </w:tc>
@@ -941,7 +941,7 @@
                 <w:rFonts w:ascii="Times New Roman" w:hAnsi="Times New Roman" w:eastAsia="宋体"/>
                 <w:sz w:val="18"/>
               </w:rPr>
-              <w:t>-14.63%</w:t>
+              <w:t>-15.74%</w:t>
             </w:r>
           </w:p>
         </w:tc>
@@ -959,7 +959,7 @@
                 <w:rFonts w:ascii="Times New Roman" w:hAnsi="Times New Roman" w:eastAsia="宋体"/>
                 <w:sz w:val="18"/>
               </w:rPr>
-              <w:t>0.4</w:t>
+              <w:t>0.31</w:t>
             </w:r>
           </w:p>
         </w:tc>
@@ -977,7 +977,7 @@
                 <w:rFonts w:ascii="Times New Roman" w:hAnsi="Times New Roman" w:eastAsia="宋体"/>
                 <w:sz w:val="18"/>
               </w:rPr>
-              <w:t>359</w:t>
+              <w:t>389</w:t>
             </w:r>
           </w:p>
         </w:tc>
@@ -1033,7 +1033,7 @@
                 <w:rFonts w:ascii="Times New Roman" w:hAnsi="Times New Roman" w:eastAsia="宋体"/>
                 <w:sz w:val="18"/>
               </w:rPr>
-              <w:t>20.76%</w:t>
+              <w:t>33.40%</w:t>
             </w:r>
           </w:p>
         </w:tc>
@@ -1051,7 +1051,7 @@
                 <w:rFonts w:ascii="Times New Roman" w:hAnsi="Times New Roman" w:eastAsia="宋体"/>
                 <w:sz w:val="18"/>
               </w:rPr>
-              <w:t>-12.54%</w:t>
+              <w:t>-11.58%</w:t>
             </w:r>
           </w:p>
         </w:tc>
@@ -1069,7 +1069,7 @@
                 <w:rFonts w:ascii="Times New Roman" w:hAnsi="Times New Roman" w:eastAsia="宋体"/>
                 <w:sz w:val="18"/>
               </w:rPr>
-              <w:t>0.94</w:t>
+              <w:t>1.34</w:t>
             </w:r>
           </w:p>
         </w:tc>
@@ -1087,7 +1087,7 @@
                 <w:rFonts w:ascii="Times New Roman" w:hAnsi="Times New Roman" w:eastAsia="宋体"/>
                 <w:sz w:val="18"/>
               </w:rPr>
-              <w:t>64</w:t>
+              <w:t>61</w:t>
             </w:r>
           </w:p>
         </w:tc>
@@ -1105,7 +1105,117 @@
                 <w:rFonts w:ascii="Times New Roman" w:hAnsi="Times New Roman" w:eastAsia="宋体"/>
                 <w:sz w:val="18"/>
               </w:rPr>
-              <w:t>22%</w:t>
+              <w:t>30%</w:t>
+            </w:r>
+          </w:p>
+        </w:tc>
+      </w:tr>
+      <w:tr>
+        <w:tc>
+          <w:tcPr>
+            <w:tcW w:type="dxa" w:w="2948"/>
+          </w:tcPr>
+          <w:p>
+            <w:pPr>
+              <w:jc w:val="center"/>
+            </w:pPr>
+            <w:r/>
+            <w:r>
+              <w:rPr>
+                <w:rFonts w:ascii="Times New Roman" w:hAnsi="Times New Roman" w:eastAsia="宋体"/>
+                <w:sz w:val="18"/>
+              </w:rPr>
+              <w:t>对照：等权买入持有观察池12只</w:t>
+            </w:r>
+          </w:p>
+        </w:tc>
+        <w:tc>
+          <w:tcPr>
+            <w:tcW w:type="dxa" w:w="1247"/>
+          </w:tcPr>
+          <w:p>
+            <w:pPr>
+              <w:jc w:val="center"/>
+            </w:pPr>
+            <w:r/>
+            <w:r>
+              <w:rPr>
+                <w:rFonts w:ascii="Times New Roman" w:hAnsi="Times New Roman" w:eastAsia="宋体"/>
+                <w:sz w:val="18"/>
+              </w:rPr>
+              <w:t>20.95%</w:t>
+            </w:r>
+          </w:p>
+        </w:tc>
+        <w:tc>
+          <w:tcPr>
+            <w:tcW w:type="dxa" w:w="1247"/>
+          </w:tcPr>
+          <w:p>
+            <w:pPr>
+              <w:jc w:val="center"/>
+            </w:pPr>
+            <w:r/>
+            <w:r>
+              <w:rPr>
+                <w:rFonts w:ascii="Times New Roman" w:hAnsi="Times New Roman" w:eastAsia="宋体"/>
+                <w:sz w:val="18"/>
+              </w:rPr>
+              <w:t>-8.35%</w:t>
+            </w:r>
+          </w:p>
+        </w:tc>
+        <w:tc>
+          <w:tcPr>
+            <w:tcW w:type="dxa" w:w="907"/>
+          </w:tcPr>
+          <w:p>
+            <w:pPr>
+              <w:jc w:val="center"/>
+            </w:pPr>
+            <w:r/>
+            <w:r>
+              <w:rPr>
+                <w:rFonts w:ascii="Times New Roman" w:hAnsi="Times New Roman" w:eastAsia="宋体"/>
+                <w:sz w:val="18"/>
+              </w:rPr>
+              <w:t>1.16</w:t>
+            </w:r>
+          </w:p>
+        </w:tc>
+        <w:tc>
+          <w:tcPr>
+            <w:tcW w:type="dxa" w:w="1247"/>
+          </w:tcPr>
+          <w:p>
+            <w:pPr>
+              <w:jc w:val="center"/>
+            </w:pPr>
+            <w:r/>
+            <w:r>
+              <w:rPr>
+                <w:rFonts w:ascii="Times New Roman" w:hAnsi="Times New Roman" w:eastAsia="宋体"/>
+                <w:sz w:val="18"/>
+              </w:rPr>
+              <w:t>12</w:t>
+            </w:r>
+          </w:p>
+        </w:tc>
+        <w:tc>
+          <w:tcPr>
+            <w:tcW w:type="dxa" w:w="1247"/>
+          </w:tcPr>
+          <w:p>
+            <w:pPr>
+              <w:jc w:val="center"/>
+            </w:pPr>
+            <w:r/>
+            <w:r>
+              <w:rPr>
+                <w:rFonts w:ascii="Times New Roman" w:hAnsi="Times New Roman" w:eastAsia="宋体"/>
+                <w:sz w:val="18"/>
+              </w:rPr>
+              <w:t>0%</w:t>
             </w:r>
           </w:p>
         </w:tc>
@@ -1123,7 +1233,7 @@
           <w:b w:val="0"/>
           <w:sz w:val="24"/>
         </w:rPr>
-        <w:t>结论：①固定止盈在震荡市无效（无偏口径下 -2.75%），改为移动止损后收益 +20.76%、最大回撤由 -16.93% 收窄到 -12.54%；②交易越频繁收益越低，费用与择时损耗是主要拖累；③宽基ETF底仓提供基准收益，个股负责超额。</w:t>
+        <w:t>结论：①固定止盈在震荡市被反复洗出（无偏口径 15.45%），改为移动止损（自最高价回撤12%）后收益 33.40%、最大回撤 -11.58%，交易笔数由 106 笔降到 61 笔——换手越低，费用与择时损耗越小。②宽基ETF底仓提供基准收益，个股负责超额。</w:t>
       </w:r>
     </w:p>
     <w:p>

--- a/outputs/10_策略调整记录.docx
+++ b/outputs/10_策略调整记录.docx
@@ -1852,7 +1852,7 @@
           <w:b w:val="0"/>
           <w:sz w:val="24"/>
         </w:rPr>
-        <w:t>当前候选池前3位：紫金矿业、宁德时代、长江电力。后续按三条原则滚动调整：①任何参数改动先用回测验证，并保留无偏对照；②以决策后 T+5/T+10/T+20 的超额收益检验策略是否真的有效；③调整记录与AI使用记录同步更新，保证证据链完整。</w:t>
+        <w:t>当前候选池前3位：紫金矿业、长江电力、宁德时代。后续按三条原则滚动调整：①任何参数改动先用回测验证，并保留无偏对照；②以决策后 T+5/T+10/T+20 的超额收益检验策略是否真的有效；③调整记录与AI使用记录同步更新，保证证据链完整。</w:t>
       </w:r>
     </w:p>
     <w:sectPr>

--- a/outputs/10_策略调整记录.docx
+++ b/outputs/10_策略调整记录.docx
@@ -1852,7 +1852,7 @@
           <w:b w:val="0"/>
           <w:sz w:val="24"/>
         </w:rPr>
-        <w:t>当前候选池前3位：紫金矿业、长江电力、宁德时代。后续按三条原则滚动调整：①任何参数改动先用回测验证，并保留无偏对照；②以决策后 T+5/T+10/T+20 的超额收益检验策略是否真的有效；③调整记录与AI使用记录同步更新，保证证据链完整。</w:t>
+        <w:t>当前候选池前3位：紫金矿业、长江电力、中国平安。后续按三条原则滚动调整：①任何参数改动先用回测验证，并保留无偏对照；②以决策后 T+5/T+10/T+20 的超额收益检验策略是否真的有效；③调整记录与AI使用记录同步更新，保证证据链完整。</w:t>
       </w:r>
     </w:p>
     <w:sectPr>

--- a/outputs/10_策略调整记录.docx
+++ b/outputs/10_策略调整记录.docx
@@ -1852,7 +1852,7 @@
           <w:b w:val="0"/>
           <w:sz w:val="24"/>
         </w:rPr>
-        <w:t>当前候选池前3位：紫金矿业、长江电力、中国平安。后续按三条原则滚动调整：①任何参数改动先用回测验证，并保留无偏对照；②以决策后 T+5/T+10/T+20 的超额收益检验策略是否真的有效；③调整记录与AI使用记录同步更新，保证证据链完整。</w:t>
+        <w:t>当前候选池前3位：紫金矿业、长江电力、宁德时代。后续按三条原则滚动调整：①任何参数改动先用回测验证，并保留无偏对照；②以决策后 T+5/T+10/T+20 的超额收益检验策略是否真的有效；③调整记录与AI使用记录同步更新，保证证据链完整。</w:t>
       </w:r>
     </w:p>
     <w:sectPr>

--- a/outputs/10_策略调整记录.docx
+++ b/outputs/10_策略调整记录.docx
@@ -1852,7 +1852,7 @@
           <w:b w:val="0"/>
           <w:sz w:val="24"/>
         </w:rPr>
-        <w:t>当前候选池前3位：紫金矿业、长江电力、宁德时代。后续按三条原则滚动调整：①任何参数改动先用回测验证，并保留无偏对照；②以决策后 T+5/T+10/T+20 的超额收益检验策略是否真的有效；③调整记录与AI使用记录同步更新，保证证据链完整。</w:t>
+        <w:t>当前候选池前3位：紫金矿业、宁德时代、长江电力。后续按三条原则滚动调整：①任何参数改动先用回测验证，并保留无偏对照；②以决策后 T+5/T+10/T+20 的超额收益检验策略是否真的有效；③调整记录与AI使用记录同步更新，保证证据链完整。</w:t>
       </w:r>
     </w:p>
     <w:sectPr>

--- a/outputs/10_策略调整记录.docx
+++ b/outputs/10_策略调整记录.docx
@@ -1852,7 +1852,7 @@
           <w:b w:val="0"/>
           <w:sz w:val="24"/>
         </w:rPr>
-        <w:t>当前候选池前3位：紫金矿业、宁德时代、长江电力。后续按三条原则滚动调整：①任何参数改动先用回测验证，并保留无偏对照；②以决策后 T+5/T+10/T+20 的超额收益检验策略是否真的有效；③调整记录与AI使用记录同步更新，保证证据链完整。</w:t>
+        <w:t>当前候选池前3位：紫金矿业、长江电力、中国平安。后续按三条原则滚动调整：①任何参数改动先用回测验证，并保留无偏对照；②以决策后 T+5/T+10/T+20 的超额收益检验策略是否真的有效；③调整记录与AI使用记录同步更新，保证证据链完整。</w:t>
       </w:r>
     </w:p>
     <w:sectPr>

--- a/outputs/10_策略调整记录.docx
+++ b/outputs/10_策略调整记录.docx
@@ -1852,7 +1852,7 @@
           <w:b w:val="0"/>
           <w:sz w:val="24"/>
         </w:rPr>
-        <w:t>当前候选池前3位：紫金矿业、长江电力、中国平安。后续按三条原则滚动调整：①任何参数改动先用回测验证，并保留无偏对照；②以决策后 T+5/T+10/T+20 的超额收益检验策略是否真的有效；③调整记录与AI使用记录同步更新，保证证据链完整。</w:t>
+        <w:t>当前候选池前3位：紫金矿业、宁德时代、长江电力。后续按三条原则滚动调整：①任何参数改动先用回测验证，并保留无偏对照；②以决策后 T+5/T+10/T+20 的超额收益检验策略是否真的有效；③调整记录与AI使用记录同步更新，保证证据链完整。</w:t>
       </w:r>
     </w:p>
     <w:sectPr>

--- a/outputs/10_策略调整记录.docx
+++ b/outputs/10_策略调整记录.docx
@@ -1852,7 +1852,7 @@
           <w:b w:val="0"/>
           <w:sz w:val="24"/>
         </w:rPr>
-        <w:t>当前候选池前3位：紫金矿业、宁德时代、长江电力。后续按三条原则滚动调整：①任何参数改动先用回测验证，并保留无偏对照；②以决策后 T+5/T+10/T+20 的超额收益检验策略是否真的有效；③调整记录与AI使用记录同步更新，保证证据链完整。</w:t>
+        <w:t>当前候选池前3位：紫金矿业、宁德时代、中国平安。后续按三条原则滚动调整：①任何参数改动先用回测验证，并保留无偏对照；②以决策后 T+5/T+10/T+20 的超额收益检验策略是否真的有效；③调整记录与AI使用记录同步更新，保证证据链完整。</w:t>
       </w:r>
     </w:p>
     <w:sectPr>

--- a/outputs/10_策略调整记录.docx
+++ b/outputs/10_策略调整记录.docx
@@ -1852,7 +1852,7 @@
           <w:b w:val="0"/>
           <w:sz w:val="24"/>
         </w:rPr>
-        <w:t>当前候选池前3位：紫金矿业、宁德时代、中国平安。后续按三条原则滚动调整：①任何参数改动先用回测验证，并保留无偏对照；②以决策后 T+5/T+10/T+20 的超额收益检验策略是否真的有效；③调整记录与AI使用记录同步更新，保证证据链完整。</w:t>
+        <w:t>当前候选池前3位：宁德时代、紫金矿业、中国平安。后续按三条原则滚动调整：①任何参数改动先用回测验证，并保留无偏对照；②以决策后 T+5/T+10/T+20 的超额收益检验策略是否真的有效；③调整记录与AI使用记录同步更新，保证证据链完整。</w:t>
       </w:r>
     </w:p>
     <w:sectPr>

--- a/outputs/10_策略调整记录.docx
+++ b/outputs/10_策略调整记录.docx
@@ -1852,7 +1852,7 @@
           <w:b w:val="0"/>
           <w:sz w:val="24"/>
         </w:rPr>
-        <w:t>当前候选池前3位：宁德时代、紫金矿业、中国平安。后续按三条原则滚动调整：①任何参数改动先用回测验证，并保留无偏对照；②以决策后 T+5/T+10/T+20 的超额收益检验策略是否真的有效；③调整记录与AI使用记录同步更新，保证证据链完整。</w:t>
+        <w:t>当前候选池前3位：中国平安、紫金矿业、宁德时代。后续按三条原则滚动调整：①任何参数改动先用回测验证，并保留无偏对照；②以决策后 T+5/T+10/T+20 的超额收益检验策略是否真的有效；③调整记录与AI使用记录同步更新，保证证据链完整。</w:t>
       </w:r>
     </w:p>
     <w:sectPr>

--- a/outputs/10_策略调整记录.docx
+++ b/outputs/10_策略调整记录.docx
@@ -1852,7 +1852,7 @@
           <w:b w:val="0"/>
           <w:sz w:val="24"/>
         </w:rPr>
-        <w:t>当前候选池前3位：中国平安、紫金矿业、宁德时代。后续按三条原则滚动调整：①任何参数改动先用回测验证，并保留无偏对照；②以决策后 T+5/T+10/T+20 的超额收益检验策略是否真的有效；③调整记录与AI使用记录同步更新，保证证据链完整。</w:t>
+        <w:t>当前候选池前3位：紫金矿业、中国平安、宁德时代。后续按三条原则滚动调整：①任何参数改动先用回测验证，并保留无偏对照；②以决策后 T+5/T+10/T+20 的超额收益检验策略是否真的有效；③调整记录与AI使用记录同步更新，保证证据链完整。</w:t>
       </w:r>
     </w:p>
     <w:sectPr>

--- a/outputs/10_策略调整记录.docx
+++ b/outputs/10_策略调整记录.docx
@@ -1852,7 +1852,7 @@
           <w:b w:val="0"/>
           <w:sz w:val="24"/>
         </w:rPr>
-        <w:t>当前候选池前3位：紫金矿业、中国平安、宁德时代。后续按三条原则滚动调整：①任何参数改动先用回测验证，并保留无偏对照；②以决策后 T+5/T+10/T+20 的超额收益检验策略是否真的有效；③调整记录与AI使用记录同步更新，保证证据链完整。</w:t>
+        <w:t>当前候选池前3位：紫金矿业、长江电力、宁德时代。后续按三条原则滚动调整：①任何参数改动先用回测验证，并保留无偏对照；②以决策后 T+5/T+10/T+20 的超额收益检验策略是否真的有效；③调整记录与AI使用记录同步更新，保证证据链完整。</w:t>
       </w:r>
     </w:p>
     <w:sectPr>

--- a/outputs/10_策略调整记录.docx
+++ b/outputs/10_策略调整记录.docx
@@ -1852,7 +1852,7 @@
           <w:b w:val="0"/>
           <w:sz w:val="24"/>
         </w:rPr>
-        <w:t>当前候选池前3位：紫金矿业、宁德时代、长江电力。后续按三条原则滚动调整：①任何参数改动先用回测验证，并保留无偏对照；②以决策后 T+5/T+10/T+20 的超额收益检验策略是否真的有效；③调整记录与AI使用记录同步更新，保证证据链完整。</w:t>
+        <w:t>当前候选池前3位：紫金矿业、中国平安、长江电力。后续按三条原则滚动调整：①任何参数改动先用回测验证，并保留无偏对照；②以决策后 T+5/T+10/T+20 的超额收益检验策略是否真的有效；③调整记录与AI使用记录同步更新，保证证据链完整。</w:t>
       </w:r>
     </w:p>
     <w:sectPr>

--- a/outputs/10_策略调整记录.docx
+++ b/outputs/10_策略调整记录.docx
@@ -1852,7 +1852,7 @@
           <w:b w:val="0"/>
           <w:sz w:val="24"/>
         </w:rPr>
-        <w:t>当前候选池前3位：紫金矿业、中国平安、长江电力。后续按三条原则滚动调整：①任何参数改动先用回测验证，并保留无偏对照；②以决策后 T+5/T+10/T+20 的超额收益检验策略是否真的有效；③调整记录与AI使用记录同步更新，保证证据链完整。</w:t>
+        <w:t>当前候选池前3位：紫金矿业、长江电力、宁德时代。后续按三条原则滚动调整：①任何参数改动先用回测验证，并保留无偏对照；②以决策后 T+5/T+10/T+20 的超额收益检验策略是否真的有效；③调整记录与AI使用记录同步更新，保证证据链完整。</w:t>
       </w:r>
     </w:p>
     <w:sectPr>

--- a/outputs/10_策略调整记录.docx
+++ b/outputs/10_策略调整记录.docx
@@ -1852,7 +1852,7 @@
           <w:b w:val="0"/>
           <w:sz w:val="24"/>
         </w:rPr>
-        <w:t>当前候选池前3位：紫金矿业、长江电力、宁德时代。后续按三条原则滚动调整：①任何参数改动先用回测验证，并保留无偏对照；②以决策后 T+5/T+10/T+20 的超额收益检验策略是否真的有效；③调整记录与AI使用记录同步更新，保证证据链完整。</w:t>
+        <w:t>当前候选池前3位：宁德时代、紫金矿业、长江电力。后续按三条原则滚动调整：①任何参数改动先用回测验证，并保留无偏对照；②以决策后 T+5/T+10/T+20 的超额收益检验策略是否真的有效；③调整记录与AI使用记录同步更新，保证证据链完整。</w:t>
       </w:r>
     </w:p>
     <w:sectPr>

--- a/outputs/10_策略调整记录.docx
+++ b/outputs/10_策略调整记录.docx
@@ -1852,7 +1852,7 @@
           <w:b w:val="0"/>
           <w:sz w:val="24"/>
         </w:rPr>
-        <w:t>当前候选池前3位：宁德时代、紫金矿业、长江电力。后续按三条原则滚动调整：①任何参数改动先用回测验证，并保留无偏对照；②以决策后 T+5/T+10/T+20 的超额收益检验策略是否真的有效；③调整记录与AI使用记录同步更新，保证证据链完整。</w:t>
+        <w:t>当前候选池前3位：招商银行、紫金矿业、长江电力。后续按三条原则滚动调整：①任何参数改动先用回测验证，并保留无偏对照；②以决策后 T+5/T+10/T+20 的超额收益检验策略是否真的有效；③调整记录与AI使用记录同步更新，保证证据链完整。</w:t>
       </w:r>
     </w:p>
     <w:sectPr>

--- a/outputs/10_策略调整记录.docx
+++ b/outputs/10_策略调整记录.docx
@@ -1852,7 +1852,7 @@
           <w:b w:val="0"/>
           <w:sz w:val="24"/>
         </w:rPr>
-        <w:t>当前候选池前3位：招商银行、紫金矿业、长江电力。后续按三条原则滚动调整：①任何参数改动先用回测验证，并保留无偏对照；②以决策后 T+5/T+10/T+20 的超额收益检验策略是否真的有效；③调整记录与AI使用记录同步更新，保证证据链完整。</w:t>
+        <w:t>当前候选池前3位：紫金矿业、长江电力、宁德时代。后续按三条原则滚动调整：①任何参数改动先用回测验证，并保留无偏对照；②以决策后 T+5/T+10/T+20 的超额收益检验策略是否真的有效；③调整记录与AI使用记录同步更新，保证证据链完整。</w:t>
       </w:r>
     </w:p>
     <w:sectPr>

--- a/outputs/10_策略调整记录.docx
+++ b/outputs/10_策略调整记录.docx
@@ -1852,7 +1852,7 @@
           <w:b w:val="0"/>
           <w:sz w:val="24"/>
         </w:rPr>
-        <w:t>当前候选池前3位：紫金矿业、长江电力、宁德时代。后续按三条原则滚动调整：①任何参数改动先用回测验证，并保留无偏对照；②以决策后 T+5/T+10/T+20 的超额收益检验策略是否真的有效；③调整记录与AI使用记录同步更新，保证证据链完整。</w:t>
+        <w:t>当前候选池前3位：紫金矿业、长江电力、招商银行。后续按三条原则滚动调整：①任何参数改动先用回测验证，并保留无偏对照；②以决策后 T+5/T+10/T+20 的超额收益检验策略是否真的有效；③调整记录与AI使用记录同步更新，保证证据链完整。</w:t>
       </w:r>
     </w:p>
     <w:sectPr>

--- a/outputs/10_策略调整记录.docx
+++ b/outputs/10_策略调整记录.docx
@@ -1852,7 +1852,7 @@
           <w:b w:val="0"/>
           <w:sz w:val="24"/>
         </w:rPr>
-        <w:t>当前候选池前3位：紫金矿业、长江电力、招商银行。后续按三条原则滚动调整：①任何参数改动先用回测验证，并保留无偏对照；②以决策后 T+5/T+10/T+20 的超额收益检验策略是否真的有效；③调整记录与AI使用记录同步更新，保证证据链完整。</w:t>
+        <w:t>当前候选池前3位：紫金矿业、长江电力、宁德时代。后续按三条原则滚动调整：①任何参数改动先用回测验证，并保留无偏对照；②以决策后 T+5/T+10/T+20 的超额收益检验策略是否真的有效；③调整记录与AI使用记录同步更新，保证证据链完整。</w:t>
       </w:r>
     </w:p>
     <w:sectPr>

--- a/outputs/10_策略调整记录.docx
+++ b/outputs/10_策略调整记录.docx
@@ -1852,7 +1852,7 @@
           <w:b w:val="0"/>
           <w:sz w:val="24"/>
         </w:rPr>
-        <w:t>当前候选池前3位：紫金矿业、长江电力、宁德时代。后续按三条原则滚动调整：①任何参数改动先用回测验证，并保留无偏对照；②以决策后 T+5/T+10/T+20 的超额收益检验策略是否真的有效；③调整记录与AI使用记录同步更新，保证证据链完整。</w:t>
+        <w:t>当前候选池前3位：紫金矿业、长江电力、立讯精密。后续按三条原则滚动调整：①任何参数改动先用回测验证，并保留无偏对照；②以决策后 T+5/T+10/T+20 的超额收益检验策略是否真的有效；③调整记录与AI使用记录同步更新，保证证据链完整。</w:t>
       </w:r>
     </w:p>
     <w:sectPr>

--- a/outputs/10_策略调整记录.docx
+++ b/outputs/10_策略调整记录.docx
@@ -1852,7 +1852,7 @@
           <w:b w:val="0"/>
           <w:sz w:val="24"/>
         </w:rPr>
-        <w:t>当前候选池前3位：紫金矿业、长江电力、立讯精密。后续按三条原则滚动调整：①任何参数改动先用回测验证，并保留无偏对照；②以决策后 T+5/T+10/T+20 的超额收益检验策略是否真的有效；③调整记录与AI使用记录同步更新，保证证据链完整。</w:t>
+        <w:t>当前候选池前3位：紫金矿业、招商银行、立讯精密。后续按三条原则滚动调整：①任何参数改动先用回测验证，并保留无偏对照；②以决策后 T+5/T+10/T+20 的超额收益检验策略是否真的有效；③调整记录与AI使用记录同步更新，保证证据链完整。</w:t>
       </w:r>
     </w:p>
     <w:sectPr>

--- a/outputs/10_策略调整记录.docx
+++ b/outputs/10_策略调整记录.docx
@@ -1852,7 +1852,7 @@
           <w:b w:val="0"/>
           <w:sz w:val="24"/>
         </w:rPr>
-        <w:t>当前候选池前3位：紫金矿业、招商银行、立讯精密。后续按三条原则滚动调整：①任何参数改动先用回测验证，并保留无偏对照；②以决策后 T+5/T+10/T+20 的超额收益检验策略是否真的有效；③调整记录与AI使用记录同步更新，保证证据链完整。</w:t>
+        <w:t>当前候选池前3位：紫金矿业、美的集团、立讯精密。后续按三条原则滚动调整：①任何参数改动先用回测验证，并保留无偏对照；②以决策后 T+5/T+10/T+20 的超额收益检验策略是否真的有效；③调整记录与AI使用记录同步更新，保证证据链完整。</w:t>
       </w:r>
     </w:p>
     <w:sectPr>

--- a/outputs/10_策略调整记录.docx
+++ b/outputs/10_策略调整记录.docx
@@ -1852,7 +1852,7 @@
           <w:b w:val="0"/>
           <w:sz w:val="24"/>
         </w:rPr>
-        <w:t>当前候选池前3位：紫金矿业、美的集团、立讯精密。后续按三条原则滚动调整：①任何参数改动先用回测验证，并保留无偏对照；②以决策后 T+5/T+10/T+20 的超额收益检验策略是否真的有效；③调整记录与AI使用记录同步更新，保证证据链完整。</w:t>
+        <w:t>当前候选池前3位：宁德时代、紫金矿业、立讯精密。后续按三条原则滚动调整：①任何参数改动先用回测验证，并保留无偏对照；②以决策后 T+5/T+10/T+20 的超额收益检验策略是否真的有效；③调整记录与AI使用记录同步更新，保证证据链完整。</w:t>
       </w:r>
     </w:p>
     <w:sectPr>

--- a/outputs/10_策略调整记录.docx
+++ b/outputs/10_策略调整记录.docx
@@ -1852,7 +1852,7 @@
           <w:b w:val="0"/>
           <w:sz w:val="24"/>
         </w:rPr>
-        <w:t>当前候选池前3位：宁德时代、紫金矿业、立讯精密。后续按三条原则滚动调整：①任何参数改动先用回测验证，并保留无偏对照；②以决策后 T+5/T+10/T+20 的超额收益检验策略是否真的有效；③调整记录与AI使用记录同步更新，保证证据链完整。</w:t>
+        <w:t>当前候选池前3位：紫金矿业、宁德时代、长江电力。后续按三条原则滚动调整：①任何参数改动先用回测验证，并保留无偏对照；②以决策后 T+5/T+10/T+20 的超额收益检验策略是否真的有效；③调整记录与AI使用记录同步更新，保证证据链完整。</w:t>
       </w:r>
     </w:p>
     <w:sectPr>

--- a/outputs/10_策略调整记录.docx
+++ b/outputs/10_策略调整记录.docx
@@ -1852,7 +1852,7 @@
           <w:b w:val="0"/>
           <w:sz w:val="24"/>
         </w:rPr>
-        <w:t>当前候选池前3位：紫金矿业、宁德时代、长江电力。后续按三条原则滚动调整：①任何参数改动先用回测验证，并保留无偏对照；②以决策后 T+5/T+10/T+20 的超额收益检验策略是否真的有效；③调整记录与AI使用记录同步更新，保证证据链完整。</w:t>
+        <w:t>当前候选池前3位：宁德时代、紫金矿业、长江电力。后续按三条原则滚动调整：①任何参数改动先用回测验证，并保留无偏对照；②以决策后 T+5/T+10/T+20 的超额收益检验策略是否真的有效；③调整记录与AI使用记录同步更新，保证证据链完整。</w:t>
       </w:r>
     </w:p>
     <w:sectPr>

--- a/outputs/10_策略调整记录.docx
+++ b/outputs/10_策略调整记录.docx
@@ -1852,7 +1852,7 @@
           <w:b w:val="0"/>
           <w:sz w:val="24"/>
         </w:rPr>
-        <w:t>当前候选池前3位：宁德时代、紫金矿业、长江电力。后续按三条原则滚动调整：①任何参数改动先用回测验证，并保留无偏对照；②以决策后 T+5/T+10/T+20 的超额收益检验策略是否真的有效；③调整记录与AI使用记录同步更新，保证证据链完整。</w:t>
+        <w:t>当前候选池前3位：招商银行、紫金矿业、宁德时代。后续按三条原则滚动调整：①任何参数改动先用回测验证，并保留无偏对照；②以决策后 T+5/T+10/T+20 的超额收益检验策略是否真的有效；③调整记录与AI使用记录同步更新，保证证据链完整。</w:t>
       </w:r>
     </w:p>
     <w:sectPr>
